--- a/public/temas/ejercicio-1/ESQUEMA TEMA 5.docx
+++ b/public/temas/ejercicio-1/ESQUEMA TEMA 5.docx
@@ -136,7 +136,7 @@
           <w:b/>
           <w:sz w:val="22"/>
         </w:rPr>
-        <w:t>7,6%</w:t>
+        <w:t>7,6 %</w:t>
       </w:r>
       <w:r>
         <w:rPr>
@@ -166,7 +166,7 @@
           <w:b/>
           <w:sz w:val="22"/>
         </w:rPr>
-        <w:t>11%</w:t>
+        <w:t>11 %</w:t>
       </w:r>
     </w:p>
     <w:p>
@@ -436,7 +436,7 @@
           <w:b/>
           <w:sz w:val="22"/>
         </w:rPr>
-        <w:t>85%</w:t>
+        <w:t>85 %</w:t>
       </w:r>
       <w:r>
         <w:rPr>
@@ -473,7 +473,7 @@
           <w:b/>
           <w:sz w:val="22"/>
         </w:rPr>
-        <w:t>15%</w:t>
+        <w:t>15 %</w:t>
       </w:r>
     </w:p>
     <w:p>
@@ -966,7 +966,7 @@
           <w:b/>
           <w:sz w:val="22"/>
         </w:rPr>
-        <w:t>RD 178/2004</w:t>
+        <w:t>Real Decreto 178/2004</w:t>
       </w:r>
       <w:r>
         <w:rPr>
@@ -981,7 +981,7 @@
           <w:b/>
           <w:sz w:val="22"/>
         </w:rPr>
-        <w:t>RD 452/2019</w:t>
+        <w:t>Real Decreto 452/2019</w:t>
       </w:r>
     </w:p>
     <w:p>
@@ -1432,7 +1432,7 @@
           <w:b/>
           <w:sz w:val="22"/>
         </w:rPr>
-        <w:t>RD 1094/1987</w:t>
+        <w:t>Real Decreto 1094/1987</w:t>
       </w:r>
       <w:r>
         <w:rPr>
@@ -1447,7 +1447,7 @@
           <w:b/>
           <w:sz w:val="22"/>
         </w:rPr>
-        <w:t>RD 176/2013</w:t>
+        <w:t>Real Decreto 176/2013</w:t>
       </w:r>
     </w:p>
     <w:p>
@@ -1580,14 +1580,14 @@
           <w:b/>
           <w:sz w:val="22"/>
         </w:rPr>
-        <w:t>RD 677/2016</w:t>
-      </w:r>
-      <w:r>
-        <w:rPr>
-          <w:rFonts w:ascii="Cambria" w:hAnsi="Cambria" w:cs="Cambria" w:eastAsia="Cambria"/>
-          <w:sz w:val="22"/>
-        </w:rPr>
-        <w:t xml:space="preserve"> (deroga el RD 1286/1984)</w:t>
+        <w:t>Real Decreto 677/2016</w:t>
+      </w:r>
+      <w:r>
+        <w:rPr>
+          <w:rFonts w:ascii="Cambria" w:hAnsi="Cambria" w:cs="Cambria" w:eastAsia="Cambria"/>
+          <w:sz w:val="22"/>
+        </w:rPr>
+        <w:t xml:space="preserve"> (deroga el Real Decreto 1286/1984)</w:t>
       </w:r>
     </w:p>
     <w:p>
@@ -1609,7 +1609,7 @@
           <w:b/>
           <w:sz w:val="22"/>
         </w:rPr>
-        <w:t>15%</w:t>
+        <w:t>15 %</w:t>
       </w:r>
     </w:p>
     <w:p>
@@ -1631,7 +1631,7 @@
           <w:b/>
           <w:sz w:val="22"/>
         </w:rPr>
-        <w:t>9%</w:t>
+        <w:t>9 %</w:t>
       </w:r>
       <w:r>
         <w:rPr>
@@ -1660,7 +1660,7 @@
           <w:b/>
           <w:sz w:val="22"/>
         </w:rPr>
-        <w:t>30% o 50%</w:t>
+        <w:t>30 % o 50 %</w:t>
       </w:r>
     </w:p>
     <w:p>
@@ -1682,7 +1682,7 @@
           <w:b/>
           <w:sz w:val="22"/>
         </w:rPr>
-        <w:t>1%</w:t>
+        <w:t>1 %</w:t>
       </w:r>
     </w:p>
     <w:p>
@@ -1710,7 +1710,7 @@
           <w:rFonts w:ascii="Cambria" w:hAnsi="Cambria" w:cs="Cambria" w:eastAsia="Cambria"/>
           <w:sz w:val="22"/>
         </w:rPr>
-        <w:t>Cenizas: flor ≤0,50%, normal 0,50-0,80%, morena ≥0,80% y &lt;2,5%</w:t>
+        <w:t>Cenizas: flor ≤0,50 %, normal 0,50-0,80 %, morena ≥0,80 % y &lt;2,5 %</w:t>
       </w:r>
     </w:p>
     <w:p>
@@ -2147,7 +2147,7 @@
           <w:b/>
           <w:sz w:val="22"/>
         </w:rPr>
-        <w:t>RD 677/2016</w:t>
+        <w:t>Real Decreto 677/2016</w:t>
       </w:r>
       <w:r>
         <w:rPr>
@@ -2162,7 +2162,7 @@
           <w:b/>
           <w:sz w:val="22"/>
         </w:rPr>
-        <w:t>RD 1094/1987</w:t>
+        <w:t>Real Decreto 1094/1987</w:t>
       </w:r>
       <w:r>
         <w:rPr>
@@ -2777,7 +2777,7 @@
           <w:b/>
           <w:sz w:val="22"/>
         </w:rPr>
-        <w:t>RD 1201/2002</w:t>
+        <w:t>Real Decreto 1201/2002</w:t>
       </w:r>
       <w:r>
         <w:rPr>
@@ -2895,7 +2895,7 @@
           <w:b/>
           <w:sz w:val="22"/>
         </w:rPr>
-        <w:t>RD 175/2004</w:t>
+        <w:t>Real Decreto 175/2004</w:t>
       </w:r>
       <w:r>
         <w:rPr>
@@ -2961,7 +2961,7 @@
           <w:b/>
           <w:sz w:val="22"/>
         </w:rPr>
-        <w:t>RD 1055/2022</w:t>
+        <w:t>Real Decreto 1055/2022</w:t>
       </w:r>
       <w:r>
         <w:rPr>
@@ -3210,7 +3210,7 @@
           <w:b/>
           <w:sz w:val="22"/>
         </w:rPr>
-        <w:t>32%</w:t>
+        <w:t>32 %</w:t>
       </w:r>
       <w:r>
         <w:rPr>
@@ -3254,7 +3254,7 @@
           <w:rFonts w:ascii="Cambria" w:hAnsi="Cambria" w:cs="Cambria" w:eastAsia="Cambria"/>
           <w:sz w:val="22"/>
         </w:rPr>
-        <w:t xml:space="preserve">. EE. UU. y Brasil </w:t>
+        <w:t xml:space="preserve">. EEUU y Brasil </w:t>
       </w:r>
       <w:r>
         <w:rPr>
@@ -3262,7 +3262,7 @@
           <w:b/>
           <w:sz w:val="22"/>
         </w:rPr>
-        <w:t>42%</w:t>
+        <w:t>42 %</w:t>
       </w:r>
     </w:p>
     <w:p>
@@ -3299,7 +3299,7 @@
           <w:rFonts w:ascii="Cambria" w:hAnsi="Cambria" w:cs="Cambria" w:eastAsia="Cambria"/>
           <w:sz w:val="22"/>
         </w:rPr>
-        <w:t>. China 17%, India 14%, Rusia 11%. UE: Francia y Alemania (blando), Italia (duro)</w:t>
+        <w:t>. China 17 %, India 14 %, Rusia 11 %. UE: Francia y Alemania (blando), Italia (duro)</w:t>
       </w:r>
     </w:p>
     <w:p>
@@ -3351,7 +3351,7 @@
           <w:rFonts w:ascii="Cambria" w:hAnsi="Cambria" w:cs="Cambria" w:eastAsia="Cambria"/>
           <w:sz w:val="22"/>
         </w:rPr>
-        <w:t xml:space="preserve"> en 2025/26. China, India, Indonesia, Vietnam, Tailandia. UE: Italia ~50%, España ~30%</w:t>
+        <w:t xml:space="preserve"> en 2025/26. China, India, Indonesia, Vietnam, Tailandia. UE: Italia ~50 %, España ~30 %</w:t>
       </w:r>
     </w:p>
     <w:p>
@@ -3373,7 +3373,7 @@
           <w:rFonts w:ascii="Cambria" w:hAnsi="Cambria" w:cs="Cambria" w:eastAsia="Cambria"/>
           <w:sz w:val="22"/>
         </w:rPr>
-        <w:t>: 5-6% de los cereales. Rusia 14%, Australia 9%, Francia 8%</w:t>
+        <w:t>: 5-6 % de los cereales. Rusia 14 %, Australia 9 %, Francia 8 %</w:t>
       </w:r>
     </w:p>
     <w:p>
@@ -3416,7 +3416,7 @@
           <w:rFonts w:ascii="Cambria" w:hAnsi="Cambria" w:cs="Cambria" w:eastAsia="Cambria"/>
           <w:sz w:val="22"/>
         </w:rPr>
-        <w:t>Soja: Brasil, EE. UU., Argentina (</w:t>
+        <w:t>Soja: Brasil, EEUU, Argentina (</w:t>
       </w:r>
       <w:r>
         <w:rPr>
@@ -3424,7 +3424,7 @@
           <w:b/>
           <w:sz w:val="22"/>
         </w:rPr>
-        <w:t>80%</w:t>
+        <w:t>80 %</w:t>
       </w:r>
       <w:r>
         <w:rPr>
@@ -3445,7 +3445,7 @@
           <w:rFonts w:ascii="Cambria" w:hAnsi="Cambria" w:cs="Cambria" w:eastAsia="Cambria"/>
           <w:sz w:val="22"/>
         </w:rPr>
-        <w:t>Girasol: Rusia, Ucrania, Argentina. UE ~20%</w:t>
+        <w:t>Girasol: Rusia, Ucrania, Argentina. UE ~20 %</w:t>
       </w:r>
     </w:p>
     <w:p>
@@ -3642,7 +3642,7 @@
           <w:b/>
           <w:sz w:val="22"/>
         </w:rPr>
-        <w:t>-11,6%</w:t>
+        <w:t>-11,6 %</w:t>
       </w:r>
       <w:r>
         <w:rPr>
@@ -3657,7 +3657,7 @@
           <w:b/>
           <w:sz w:val="22"/>
         </w:rPr>
-        <w:t>-13,1%</w:t>
+        <w:t>-13,1 %</w:t>
       </w:r>
       <w:r>
         <w:rPr>
@@ -3672,7 +3672,7 @@
           <w:b/>
           <w:sz w:val="22"/>
         </w:rPr>
-        <w:t>-5,8%</w:t>
+        <w:t>-5,8 %</w:t>
       </w:r>
       <w:r>
         <w:rPr>
@@ -3687,7 +3687,7 @@
           <w:b/>
           <w:sz w:val="22"/>
         </w:rPr>
-        <w:t>+23%</w:t>
+        <w:t>+23 %</w:t>
       </w:r>
     </w:p>
     <w:p>
@@ -3717,7 +3717,7 @@
           <w:b/>
           <w:sz w:val="22"/>
         </w:rPr>
-        <w:t>-18%</w:t>
+        <w:t>-18 %</w:t>
       </w:r>
       <w:r>
         <w:rPr>
@@ -3746,7 +3746,7 @@
           <w:rFonts w:ascii="Cambria" w:hAnsi="Cambria" w:cs="Cambria" w:eastAsia="Cambria"/>
           <w:sz w:val="22"/>
         </w:rPr>
-        <w:t xml:space="preserve">: importaciones ~2.000 M€, el más importado (EE. UU., Francia, Ucrania). Exportaciones 100 M€, </w:t>
+        <w:t xml:space="preserve">: importaciones ~2.000 M€, el más importado (EEUU, Francia, Ucrania). Exportaciones 100 M€, </w:t>
       </w:r>
       <w:r>
         <w:rPr>
@@ -3754,7 +3754,7 @@
           <w:b/>
           <w:sz w:val="22"/>
         </w:rPr>
-        <w:t>-15%</w:t>
+        <w:t>-15 %</w:t>
       </w:r>
     </w:p>
     <w:p>
@@ -3784,7 +3784,7 @@
           <w:b/>
           <w:sz w:val="22"/>
         </w:rPr>
-        <w:t>+14,7%</w:t>
+        <w:t>+14,7 %</w:t>
       </w:r>
       <w:r>
         <w:rPr>
@@ -3835,7 +3835,7 @@
           <w:rFonts w:ascii="Cambria" w:hAnsi="Cambria" w:cs="Cambria" w:eastAsia="Cambria"/>
           <w:sz w:val="22"/>
         </w:rPr>
-        <w:t>: exportaciones &gt;990 M€ (destino UE, Emiratos Árabes Unidos). Importaciones &gt;2.500 M€ (Brasil, EE. UU., Francia)</w:t>
+        <w:t>: exportaciones &gt;990 M€ (destino UE, Emiratos Árabes Unidos). Importaciones &gt;2.500 M€ (Brasil, EEUU, Francia)</w:t>
       </w:r>
     </w:p>
     <w:p>
